--- a/2_Project_Plan.docx
+++ b/2_Project_Plan.docx
@@ -314,15 +314,7 @@
       </w:r>
       <w:proofErr w:type="spellEnd"/>
       <w:r>
-        <w:t xml:space="preserve"> </w:t>
-      </w:r>
-      <w:proofErr w:type="spellStart"/>
-      <w:r>
-        <w:t>user</w:t>
-      </w:r>
-      <w:proofErr w:type="spellEnd"/>
-      <w:r>
-        <w:t xml:space="preserve"> </w:t>
+        <w:t xml:space="preserve"> user </w:t>
       </w:r>
       <w:proofErr w:type="spellStart"/>
       <w:r>
@@ -1938,88 +1930,245 @@
     <w:p>
       <w:pPr>
         <w:pStyle w:val="p1"/>
-        <w:ind w:left="360"/>
-        <w:rPr>
-          <w:b/>
-          <w:bCs/>
-        </w:rPr>
-      </w:pPr>
-      <w:r>
-        <w:rPr>
-          <w:b/>
-          <w:bCs/>
-        </w:rPr>
-        <w:t xml:space="preserve">Yusuf Can </w:t>
-      </w:r>
-      <w:proofErr w:type="spellStart"/>
-      <w:r>
-        <w:rPr>
-          <w:b/>
-          <w:bCs/>
-        </w:rPr>
-        <w:t>Bahadırlıoğlu</w:t>
-      </w:r>
-      <w:proofErr w:type="spellEnd"/>
-      <w:r>
-        <w:rPr>
-          <w:b/>
-          <w:bCs/>
-        </w:rPr>
-        <w:tab/>
-      </w:r>
-      <w:r>
-        <w:rPr>
-          <w:b/>
-          <w:bCs/>
-        </w:rPr>
-        <w:tab/>
-      </w:r>
-      <w:r>
-        <w:rPr>
-          <w:b/>
-          <w:bCs/>
-        </w:rPr>
-        <w:tab/>
-      </w:r>
-    </w:p>
-    <w:p>
-      <w:pPr>
-        <w:pStyle w:val="p1"/>
-        <w:ind w:left="360" w:firstLine="708"/>
-        <w:rPr>
-          <w:b/>
-          <w:bCs/>
-        </w:rPr>
-      </w:pPr>
-      <w:r>
-        <w:rPr>
-          <w:b/>
-          <w:bCs/>
-        </w:rPr>
-        <w:t>-------------------------</w:t>
-      </w:r>
-    </w:p>
-    <w:p>
-      <w:pPr>
-        <w:pStyle w:val="p1"/>
-        <w:ind w:left="360" w:firstLine="708"/>
-        <w:rPr>
-          <w:b/>
-          <w:bCs/>
-        </w:rPr>
       </w:pPr>
     </w:p>
     <w:p>
       <w:pPr>
         <w:pStyle w:val="p1"/>
       </w:pPr>
-      <w:proofErr w:type="spellStart"/>
-      <w:r>
+    </w:p>
+    <w:p>
+      <w:pPr>
+        <w:pStyle w:val="p1"/>
+      </w:pPr>
+    </w:p>
+    <w:p>
+      <w:pPr>
+        <w:pStyle w:val="p1"/>
+        <w:ind w:left="360"/>
         <w:rPr>
           <w:b/>
           <w:bCs/>
         </w:rPr>
+      </w:pPr>
+      <w:r>
+        <w:rPr>
+          <w:b/>
+          <w:bCs/>
+        </w:rPr>
         <w:lastRenderedPageBreak/>
+        <w:t>Yusuf Can Bahadırlıoğlu</w:t>
+      </w:r>
+      <w:r>
+        <w:rPr>
+          <w:b/>
+          <w:bCs/>
+        </w:rPr>
+        <w:tab/>
+      </w:r>
+      <w:r>
+        <w:rPr>
+          <w:b/>
+          <w:bCs/>
+        </w:rPr>
+        <w:tab/>
+      </w:r>
+      <w:r>
+        <w:rPr>
+          <w:b/>
+          <w:bCs/>
+        </w:rPr>
+        <w:tab/>
+      </w:r>
+    </w:p>
+    <w:p>
+      <w:pPr>
+        <w:pStyle w:val="p1"/>
+        <w:ind w:left="360"/>
+      </w:pPr>
+      <w:r>
+        <w:t xml:space="preserve">• Software </w:t>
+      </w:r>
+      <w:proofErr w:type="spellStart"/>
+      <w:r>
+        <w:t>architecture</w:t>
+      </w:r>
+      <w:proofErr w:type="spellEnd"/>
+      <w:r>
+        <w:t xml:space="preserve"> </w:t>
+      </w:r>
+      <w:proofErr w:type="spellStart"/>
+      <w:r>
+        <w:t>design</w:t>
+      </w:r>
+      <w:proofErr w:type="spellEnd"/>
+      <w:r>
+        <w:t xml:space="preserve"> </w:t>
+      </w:r>
+      <w:proofErr w:type="spellStart"/>
+      <w:r>
+        <w:t>support</w:t>
+      </w:r>
+      <w:proofErr w:type="spellEnd"/>
+      <w:r>
+        <w:br/>
+        <w:t xml:space="preserve">• </w:t>
+      </w:r>
+      <w:proofErr w:type="spellStart"/>
+      <w:r>
+        <w:t>Use</w:t>
+      </w:r>
+      <w:proofErr w:type="spellEnd"/>
+      <w:r>
+        <w:t xml:space="preserve"> </w:t>
+      </w:r>
+      <w:proofErr w:type="spellStart"/>
+      <w:r>
+        <w:t>case</w:t>
+      </w:r>
+      <w:proofErr w:type="spellEnd"/>
+      <w:r>
+        <w:t xml:space="preserve"> </w:t>
+      </w:r>
+      <w:proofErr w:type="spellStart"/>
+      <w:r>
+        <w:t>definition</w:t>
+      </w:r>
+      <w:proofErr w:type="spellEnd"/>
+      <w:r>
+        <w:t xml:space="preserve"> </w:t>
+      </w:r>
+      <w:proofErr w:type="spellStart"/>
+      <w:r>
+        <w:t>and</w:t>
+      </w:r>
+      <w:proofErr w:type="spellEnd"/>
+      <w:r>
+        <w:t xml:space="preserve"> </w:t>
+      </w:r>
+      <w:proofErr w:type="spellStart"/>
+      <w:r>
+        <w:t>documentation</w:t>
+      </w:r>
+      <w:proofErr w:type="spellEnd"/>
+      <w:r>
+        <w:br/>
+        <w:t xml:space="preserve">• Design </w:t>
+      </w:r>
+      <w:proofErr w:type="spellStart"/>
+      <w:r>
+        <w:t>pattern</w:t>
+      </w:r>
+      <w:proofErr w:type="spellEnd"/>
+      <w:r>
+        <w:t xml:space="preserve"> </w:t>
+      </w:r>
+      <w:proofErr w:type="spellStart"/>
+      <w:r>
+        <w:t>selection</w:t>
+      </w:r>
+      <w:proofErr w:type="spellEnd"/>
+      <w:r>
+        <w:t xml:space="preserve"> </w:t>
+      </w:r>
+      <w:proofErr w:type="spellStart"/>
+      <w:r>
+        <w:t>and</w:t>
+      </w:r>
+      <w:proofErr w:type="spellEnd"/>
+      <w:r>
+        <w:t xml:space="preserve"> </w:t>
+      </w:r>
+      <w:proofErr w:type="spellStart"/>
+      <w:r>
+        <w:t>use</w:t>
+      </w:r>
+      <w:proofErr w:type="spellEnd"/>
+      <w:r>
+        <w:t xml:space="preserve"> </w:t>
+      </w:r>
+      <w:proofErr w:type="spellStart"/>
+      <w:r>
+        <w:t>case</w:t>
+      </w:r>
+      <w:proofErr w:type="spellEnd"/>
+      <w:r>
+        <w:t xml:space="preserve"> </w:t>
+      </w:r>
+      <w:proofErr w:type="spellStart"/>
+      <w:r>
+        <w:t>mapping</w:t>
+      </w:r>
+      <w:proofErr w:type="spellEnd"/>
+      <w:r>
+        <w:br/>
+        <w:t xml:space="preserve">• </w:t>
+      </w:r>
+      <w:proofErr w:type="spellStart"/>
+      <w:r>
+        <w:t>Architectural</w:t>
+      </w:r>
+      <w:proofErr w:type="spellEnd"/>
+      <w:r>
+        <w:t xml:space="preserve"> </w:t>
+      </w:r>
+      <w:proofErr w:type="spellStart"/>
+      <w:r>
+        <w:t>diagram</w:t>
+      </w:r>
+      <w:proofErr w:type="spellEnd"/>
+      <w:r>
+        <w:t xml:space="preserve"> </w:t>
+      </w:r>
+      <w:proofErr w:type="spellStart"/>
+      <w:r>
+        <w:t>preparation</w:t>
+      </w:r>
+      <w:proofErr w:type="spellEnd"/>
+      <w:r>
+        <w:br/>
+        <w:t xml:space="preserve">• Project </w:t>
+      </w:r>
+      <w:proofErr w:type="spellStart"/>
+      <w:r>
+        <w:t>documentation</w:t>
+      </w:r>
+      <w:proofErr w:type="spellEnd"/>
+      <w:r>
+        <w:t xml:space="preserve"> </w:t>
+      </w:r>
+      <w:proofErr w:type="spellStart"/>
+      <w:r>
+        <w:t>consistency</w:t>
+      </w:r>
+      <w:proofErr w:type="spellEnd"/>
+      <w:r>
+        <w:t xml:space="preserve"> </w:t>
+      </w:r>
+      <w:proofErr w:type="spellStart"/>
+      <w:r>
+        <w:t>and</w:t>
+      </w:r>
+      <w:proofErr w:type="spellEnd"/>
+      <w:r>
+        <w:t xml:space="preserve"> </w:t>
+      </w:r>
+      <w:proofErr w:type="spellStart"/>
+      <w:r>
+        <w:t>traceability</w:t>
+      </w:r>
+      <w:proofErr w:type="spellEnd"/>
+    </w:p>
+    <w:p>
+      <w:pPr>
+        <w:pStyle w:val="p1"/>
+      </w:pPr>
+      <w:proofErr w:type="spellStart"/>
+      <w:r>
+        <w:rPr>
+          <w:b/>
+          <w:bCs/>
+        </w:rPr>
         <w:t>Objectives</w:t>
       </w:r>
       <w:proofErr w:type="spellEnd"/>
@@ -2746,12 +2895,13 @@
         <w:rPr>
           <w:b/>
           <w:bCs/>
+          <w:noProof/>
         </w:rPr>
         <w:drawing>
-          <wp:inline distT="0" distB="0" distL="0" distR="0" wp14:anchorId="07DCB422" wp14:editId="0A69D48D">
-            <wp:extent cx="5760720" cy="4354195"/>
-            <wp:effectExtent l="0" t="0" r="5080" b="1905"/>
-            <wp:docPr id="97431323" name="Resim 1" descr="metin, ekran görüntüsü, sayı, numara, öykü gelişim çizgisi; kumpas; grafiğini çıkarma içeren bir resim&#10;&#10;Yapay zeka tarafından oluşturulmuş içerik yanlış olabilir."/>
+          <wp:inline distT="0" distB="0" distL="0" distR="0" wp14:anchorId="0B73CDA1" wp14:editId="207FDD42">
+            <wp:extent cx="5749925" cy="3519227"/>
+            <wp:effectExtent l="0" t="0" r="3175" b="5080"/>
+            <wp:docPr id="1861642415" name="Resim 1"/>
             <wp:cNvGraphicFramePr>
               <a:graphicFrameLocks xmlns:a="http://schemas.openxmlformats.org/drawingml/2006/main" noChangeAspect="1"/>
             </wp:cNvGraphicFramePr>
@@ -2759,23 +2909,41 @@
               <a:graphicData uri="http://schemas.openxmlformats.org/drawingml/2006/picture">
                 <pic:pic xmlns:pic="http://schemas.openxmlformats.org/drawingml/2006/picture">
                   <pic:nvPicPr>
-                    <pic:cNvPr id="97431323" name="Resim 1" descr="metin, ekran görüntüsü, sayı, numara, öykü gelişim çizgisi; kumpas; grafiğini çıkarma içeren bir resim&#10;&#10;Yapay zeka tarafından oluşturulmuş içerik yanlış olabilir."/>
-                    <pic:cNvPicPr/>
+                    <pic:cNvPr id="0" name="Picture 1"/>
+                    <pic:cNvPicPr>
+                      <a:picLocks noChangeAspect="1" noChangeArrowheads="1"/>
+                    </pic:cNvPicPr>
                   </pic:nvPicPr>
-                  <pic:blipFill>
-                    <a:blip r:embed="rId5"/>
+                  <pic:blipFill rotWithShape="1">
+                    <a:blip r:embed="rId5" cstate="print">
+                      <a:extLst>
+                        <a:ext uri="{28A0092B-C50C-407E-A947-70E740481C1C}">
+                          <a14:useLocalDpi xmlns:a14="http://schemas.microsoft.com/office/drawing/2010/main" val="0"/>
+                        </a:ext>
+                      </a:extLst>
+                    </a:blip>
+                    <a:srcRect t="8137"/>
                     <a:stretch>
                       <a:fillRect/>
                     </a:stretch>
                   </pic:blipFill>
-                  <pic:spPr>
+                  <pic:spPr bwMode="auto">
                     <a:xfrm>
                       <a:off x="0" y="0"/>
-                      <a:ext cx="5760720" cy="4354195"/>
+                      <a:ext cx="5749925" cy="3519227"/>
                     </a:xfrm>
                     <a:prstGeom prst="rect">
                       <a:avLst/>
                     </a:prstGeom>
+                    <a:noFill/>
+                    <a:ln>
+                      <a:noFill/>
+                    </a:ln>
+                    <a:extLst>
+                      <a:ext uri="{53640926-AAD7-44D8-BBD7-CCE9431645EC}">
+                        <a14:shadowObscured xmlns:a14="http://schemas.microsoft.com/office/drawing/2010/main"/>
+                      </a:ext>
+                    </a:extLst>
                   </pic:spPr>
                 </pic:pic>
               </a:graphicData>
@@ -2820,6 +2988,7 @@
           <w:b/>
           <w:bCs/>
         </w:rPr>
+        <w:lastRenderedPageBreak/>
         <w:t>Resource Planning</w:t>
       </w:r>
     </w:p>
@@ -2830,7 +2999,6 @@
       </w:pPr>
       <w:proofErr w:type="spellStart"/>
       <w:r>
-        <w:lastRenderedPageBreak/>
         <w:t>The</w:t>
       </w:r>
       <w:proofErr w:type="spellEnd"/>
@@ -3340,15 +3508,7 @@
       </w:r>
       <w:proofErr w:type="spellEnd"/>
       <w:r>
-        <w:t xml:space="preserve"> </w:t>
-      </w:r>
-      <w:proofErr w:type="spellStart"/>
-      <w:r>
-        <w:t>user</w:t>
-      </w:r>
-      <w:proofErr w:type="spellEnd"/>
-      <w:r>
-        <w:t xml:space="preserve"> </w:t>
+        <w:t xml:space="preserve"> user </w:t>
       </w:r>
       <w:proofErr w:type="spellStart"/>
       <w:r>
@@ -6032,6 +6192,7 @@
           <w:lang w:eastAsia="tr-TR"/>
           <w14:ligatures w14:val="none"/>
         </w:rPr>
+        <w:lastRenderedPageBreak/>
         <w:t>Budget Plan</w:t>
       </w:r>
     </w:p>
@@ -6054,7 +6215,6 @@
           <w:lang w:eastAsia="tr-TR"/>
           <w14:ligatures w14:val="none"/>
         </w:rPr>
-        <w:lastRenderedPageBreak/>
         <w:t>This</w:t>
       </w:r>
       <w:proofErr w:type="spellEnd"/>
@@ -11534,7 +11694,6 @@
   <w:style w:type="character" w:default="1" w:styleId="VarsaylanParagrafYazTipi">
     <w:name w:val="Default Paragraph Font"/>
     <w:uiPriority w:val="1"/>
-    <w:semiHidden/>
     <w:unhideWhenUsed/>
   </w:style>
   <w:style w:type="table" w:default="1" w:styleId="NormalTablo">
